--- a/docs/apresentacao/04_FALAS_EM_SEQUENCIA.docx
+++ b/docs/apresentacao/04_FALAS_EM_SEQUENCIA.docx
@@ -457,7 +457,7 @@
           <w:sz w:val="26"/>
           <w:szCs w:val="26"/>
         </w:rPr>
-        <w:t xml:space="preserve">A ideia metodológica central é ir do sinal sonoro ao texto, do texto a tópicos, e de tópicos à decisão. Cada etapa tem uma responsabilidade única e uma saída bem definida para a próxima. São cinco estágios, no fluxo da parte inferior do slide.</w:t>
+        <w:t xml:space="preserve">A ideia metodológica central é ir do sinal sonoro ao texto, do texto a tópicos, e de tópicos à decisão. Cada etapa tem uma responsabilidade única e uma saída bem definida para a próxima. São cinco estágios, no fluxo da Figura 1.</w:t>
       </w:r>
     </w:p>
     <w:p>
@@ -496,7 +496,7 @@
           <w:sz w:val="26"/>
           <w:szCs w:val="26"/>
         </w:rPr>
-        <w:t xml:space="preserve">. O princípio aqui é simples: lixo entra, lixo sai. Antes de qualquer modelo, eu corto o silêncio nas extremidades, normalizo a amplitude, atenuo o ruído por subtração espectral e reamostro para dezesseis quilohertz, mono. A subtração espectral é feita em blocos de sessenta segundos, porque gravações longas estouravam a memória quando processadas de uma vez só.</w:t>
+        <w:t xml:space="preserve">: lixo entra, lixo sai. Antes de qualquer modelo, eu corto o silêncio nas extremidades, normalizo a amplitude, atenuo o ruído por subtração espectral e reamostro para dezesseis quilohertz, mono. A subtração espectral roda em blocos de sessenta segundos, porque gravações longas estouravam a memória quando processadas de uma vez só.</w:t>
       </w:r>
     </w:p>
     <w:p>
@@ -652,7 +652,29 @@
           <w:sz w:val="26"/>
           <w:szCs w:val="26"/>
         </w:rPr>
-        <w:t xml:space="preserve">, e aqui há uma escolha de desenho importante: o resumo não é livre. Sobre os blocos eu faço três perguntas fixas — que decisões foram tomadas, o que ficou pendente, quais os próximos passos — e o T5 responde a cada uma. Acrescento uma visão geral da transcrição completa. Ao final, o sistema exporta a transcrição em texto e PDF, e o resumo em PDF e JSON.</w:t>
+        <w:t xml:space="preserve">, com uma escolha de desenho importante: o resumo não é livre. Sobre os blocos eu faço três perguntas fixas — que decisões foram tomadas, o que ficou pendente, quais os próximos passos. E o sumarizador é </w:t>
+      </w:r>
+      <w:r>
+        <w:rPr>
+          <w:rFonts w:ascii="Calibri" w:cs="Calibri" w:eastAsia="Calibri" w:hAnsi="Calibri"/>
+          <w:b/>
+          <w:bCs/>
+          <w:color w:val="1A1A1A"/>
+          <w:sz w:val="26"/>
+          <w:szCs w:val="26"/>
+        </w:rPr>
+        <w:t xml:space="preserve">configurável</w:t>
+      </w:r>
+      <w:r>
+        <w:rPr>
+          <w:rFonts w:ascii="Calibri" w:cs="Calibri" w:eastAsia="Calibri" w:hAnsi="Calibri"/>
+          <w:b w:val="false"/>
+          <w:bCs w:val="false"/>
+          <w:color w:val="1A1A1A"/>
+          <w:sz w:val="26"/>
+          <w:szCs w:val="26"/>
+        </w:rPr>
+        <w:t xml:space="preserve">: um T5 pequeno rodando localmente, ou uma API externa. Essa escolha troca privacidade por qualidade, e eu volto a ela na conclusão. Ao final, exporta-se a transcrição em texto e PDF, e o resumo em PDF e JSON.</w:t>
       </w:r>
     </w:p>
     <w:p>
@@ -719,52 +741,52 @@
           <w:sz w:val="26"/>
           <w:szCs w:val="26"/>
         </w:rPr>
-        <w:t xml:space="preserve">Este slide trata das decisões de projeto, e a mensagem é uma só: </w:t>
-      </w:r>
-      <w:r>
-        <w:rPr>
-          <w:rFonts w:ascii="Calibri" w:cs="Calibri" w:eastAsia="Calibri" w:hAnsi="Calibri"/>
-          <w:b/>
-          <w:bCs/>
-          <w:color w:val="1A1A1A"/>
-          <w:sz w:val="26"/>
-          <w:szCs w:val="26"/>
-        </w:rPr>
-        <w:t xml:space="preserve">elas foram tomadas para que o experimento fosse reprodutível.</w:t>
-      </w:r>
-    </w:p>
-    <w:p>
-      <w:pPr>
-        <w:spacing w:after="180" w:line="360"/>
-        <w:jc w:val="both"/>
-      </w:pPr>
-      <w:r>
-        <w:rPr>
-          <w:rFonts w:ascii="Calibri" w:cs="Calibri" w:eastAsia="Calibri" w:hAnsi="Calibri"/>
-          <w:b w:val="false"/>
-          <w:bCs w:val="false"/>
-          <w:color w:val="1A1A1A"/>
-          <w:sz w:val="26"/>
-          <w:szCs w:val="26"/>
-        </w:rPr>
-        <w:t xml:space="preserve">A primeira é a arquitetura em camadas. O núcleo de inteligência artificial é independente das camadas de uso — linha de comando, API, painel web. O núcleo não sabe que existe uma interface. Isso não é organização de pastas: é o que permite testá-lo e reutilizá-lo isoladamente.</w:t>
-      </w:r>
-    </w:p>
-    <w:p>
-      <w:pPr>
-        <w:spacing w:after="180" w:line="360"/>
-        <w:jc w:val="both"/>
-      </w:pPr>
-      <w:r>
-        <w:rPr>
-          <w:rFonts w:ascii="Calibri" w:cs="Calibri" w:eastAsia="Calibri" w:hAnsi="Calibri"/>
-          <w:b w:val="false"/>
-          <w:bCs w:val="false"/>
-          <w:color w:val="1A1A1A"/>
-          <w:sz w:val="26"/>
-          <w:szCs w:val="26"/>
-        </w:rPr>
-        <w:t xml:space="preserve">A segunda é a configuração externalizada. Modelo de reconhecimento de fala, modelo de embeddings, sumarizador, tamanho de janela, sobreposição e limiar de similaridade são todos variáveis de ambiente. Isso significa que </w:t>
+        <w:t xml:space="preserve">A Figura 2 mostra as quatro camadas funcionais do sistema. A mensagem deste slide é uma só: </w:t>
+      </w:r>
+      <w:r>
+        <w:rPr>
+          <w:rFonts w:ascii="Calibri" w:cs="Calibri" w:eastAsia="Calibri" w:hAnsi="Calibri"/>
+          <w:b/>
+          <w:bCs/>
+          <w:color w:val="1A1A1A"/>
+          <w:sz w:val="26"/>
+          <w:szCs w:val="26"/>
+        </w:rPr>
+        <w:t xml:space="preserve">as decisões de arquitetura foram tomadas para que o experimento fosse reprodutível.</w:t>
+      </w:r>
+    </w:p>
+    <w:p>
+      <w:pPr>
+        <w:spacing w:after="180" w:line="360"/>
+        <w:jc w:val="both"/>
+      </w:pPr>
+      <w:r>
+        <w:rPr>
+          <w:rFonts w:ascii="Calibri" w:cs="Calibri" w:eastAsia="Calibri" w:hAnsi="Calibri"/>
+          <w:b w:val="false"/>
+          <w:bCs w:val="false"/>
+          <w:color w:val="1A1A1A"/>
+          <w:sz w:val="26"/>
+          <w:szCs w:val="26"/>
+        </w:rPr>
+        <w:t xml:space="preserve">O núcleo de inteligência artificial é independente das camadas de uso — linha de comando, API, painel web. Ele não sabe que existe uma interface. Isso não é organização de pastas: é o que permite testá-lo e reutilizá-lo isoladamente.</w:t>
+      </w:r>
+    </w:p>
+    <w:p>
+      <w:pPr>
+        <w:spacing w:after="180" w:line="360"/>
+        <w:jc w:val="both"/>
+      </w:pPr>
+      <w:r>
+        <w:rPr>
+          <w:rFonts w:ascii="Calibri" w:cs="Calibri" w:eastAsia="Calibri" w:hAnsi="Calibri"/>
+          <w:b w:val="false"/>
+          <w:bCs w:val="false"/>
+          <w:color w:val="1A1A1A"/>
+          <w:sz w:val="26"/>
+          <w:szCs w:val="26"/>
+        </w:rPr>
+        <w:t xml:space="preserve">E a configuração externalizada: modelo de reconhecimento de fala, modelo de embeddings, sumarizador, tamanho de janela, sobreposição e limiar de similaridade são todos variáveis de ambiente. Isso significa que </w:t>
       </w:r>
       <w:r>
         <w:rPr>
@@ -803,41 +825,41 @@
           <w:sz w:val="26"/>
           <w:szCs w:val="26"/>
         </w:rPr>
-        <w:t xml:space="preserve">A terceira é a instrumentação. Toda execução devolve o tempo de cada etapa separadamente. Sem medir por etapa, não é possível saber onde o custo realmente está.</w:t>
-      </w:r>
-    </w:p>
-    <w:p>
-      <w:pPr>
-        <w:spacing w:after="180" w:line="360"/>
-        <w:jc w:val="both"/>
-      </w:pPr>
-      <w:r>
-        <w:rPr>
-          <w:rFonts w:ascii="Calibri" w:cs="Calibri" w:eastAsia="Calibri" w:hAnsi="Calibri"/>
-          <w:b w:val="false"/>
-          <w:bCs w:val="false"/>
-          <w:color w:val="1A1A1A"/>
-          <w:sz w:val="26"/>
-          <w:szCs w:val="26"/>
-        </w:rPr>
-        <w:t xml:space="preserve">A quarta é a verificação, com uma suíte de testes automatizados que usa dublês de modelos, permitindo testar a lógica do pipeline sem carregar os modelos pesados.</w:t>
-      </w:r>
-    </w:p>
-    <w:p>
-      <w:pPr>
-        <w:spacing w:after="180" w:line="360"/>
-        <w:jc w:val="both"/>
-      </w:pPr>
-      <w:r>
-        <w:rPr>
-          <w:rFonts w:ascii="Calibri" w:cs="Calibri" w:eastAsia="Calibri" w:hAnsi="Calibri"/>
-          <w:b w:val="false"/>
-          <w:bCs w:val="false"/>
-          <w:color w:val="1A1A1A"/>
-          <w:sz w:val="26"/>
-          <w:szCs w:val="26"/>
-        </w:rPr>
-        <w:t xml:space="preserve">E a quinta é o protocolo experimental, com quatro perfis de áudio. Eles não são arbitrários: cada um estressa uma etapa diferente. O ruído estressa o pré-processamento; múltiplos falantes estressam a segmentação; o silêncio inicial estressa o filtro de atividade de voz.</w:t>
+        <w:t xml:space="preserve">A instrumentação devolve, em toda execução, o tempo de cada etapa separadamente. Sem medir por etapa, não se sabe onde o custo realmente está.</w:t>
+      </w:r>
+    </w:p>
+    <w:p>
+      <w:pPr>
+        <w:spacing w:after="180" w:line="360"/>
+        <w:jc w:val="both"/>
+      </w:pPr>
+      <w:r>
+        <w:rPr>
+          <w:rFonts w:ascii="Calibri" w:cs="Calibri" w:eastAsia="Calibri" w:hAnsi="Calibri"/>
+          <w:b w:val="false"/>
+          <w:bCs w:val="false"/>
+          <w:color w:val="1A1A1A"/>
+          <w:sz w:val="26"/>
+          <w:szCs w:val="26"/>
+        </w:rPr>
+        <w:t xml:space="preserve">A verificação usa uma suíte de testes automatizados com dublês de modelos, o que permite testar a lógica do pipeline sem carregar os modelos pesados.</w:t>
+      </w:r>
+    </w:p>
+    <w:p>
+      <w:pPr>
+        <w:spacing w:after="180" w:line="360"/>
+        <w:jc w:val="both"/>
+      </w:pPr>
+      <w:r>
+        <w:rPr>
+          <w:rFonts w:ascii="Calibri" w:cs="Calibri" w:eastAsia="Calibri" w:hAnsi="Calibri"/>
+          <w:b w:val="false"/>
+          <w:bCs w:val="false"/>
+          <w:color w:val="1A1A1A"/>
+          <w:sz w:val="26"/>
+          <w:szCs w:val="26"/>
+        </w:rPr>
+        <w:t xml:space="preserve">Por fim, o protocolo experimental, com quatro perfis de áudio. Eles não são arbitrários: cada um estressa uma etapa diferente. O ruído estressa o pré-processamento; múltiplos falantes estressam a segmentação; o silêncio inicial estressa o filtro de atividade de voz.</w:t>
       </w:r>
     </w:p>
     <w:p>
@@ -1412,18 +1434,18 @@
           <w:sz w:val="26"/>
           <w:szCs w:val="26"/>
         </w:rPr>
-        <w:t xml:space="preserve">privacidade</w:t>
-      </w:r>
-      <w:r>
-        <w:rPr>
-          <w:rFonts w:ascii="Calibri" w:cs="Calibri" w:eastAsia="Calibri" w:hAnsi="Calibri"/>
-          <w:b w:val="false"/>
-          <w:bCs w:val="false"/>
-          <w:color w:val="1A1A1A"/>
-          <w:sz w:val="26"/>
-          <w:szCs w:val="26"/>
-        </w:rPr>
-        <w:t xml:space="preserve">: o áudio não sai da máquina onde o sistema roda. Soma-se o protocolo de avaliação, que permite comparar configurações de forma reprodutível, e não apenas relatar uma execução isolada.</w:t>
+        <w:t xml:space="preserve">privacidade configurável</w:t>
+      </w:r>
+      <w:r>
+        <w:rPr>
+          <w:rFonts w:ascii="Calibri" w:cs="Calibri" w:eastAsia="Calibri" w:hAnsi="Calibri"/>
+          <w:b w:val="false"/>
+          <w:bCs w:val="false"/>
+          <w:color w:val="1A1A1A"/>
+          <w:sz w:val="26"/>
+          <w:szCs w:val="26"/>
+        </w:rPr>
+        <w:t xml:space="preserve">: no modo local, áudio e texto não saem da máquina; recorrer a uma API externa passa a ser uma decisão explícita e documentada, e não um efeito colateral da ferramenta.</w:t>
       </w:r>
     </w:p>
     <w:p>
@@ -1713,6 +1735,74 @@
           <w:szCs w:val="24"/>
         </w:rPr>
         <w:t xml:space="preserve">O pré-processamento e o número de blocos sim — o pré-processamento executando a etapa real do pipeline, e os blocos por cálculo direto dos parâmetros de janela. Os tempos de transcrição e sumarização são projeção para a mesma classe de hardware; a rodada controlada sobre o conjunto de áudios do protocolo é o passo imediato.</w:t>
+      </w:r>
+    </w:p>
+    <w:p>
+      <w:pPr>
+        <w:spacing w:after="100" w:before="260"/>
+      </w:pPr>
+      <w:r>
+        <w:rPr>
+          <w:rFonts w:ascii="Calibri" w:cs="Calibri" w:eastAsia="Calibri" w:hAnsi="Calibri"/>
+          <w:b/>
+          <w:bCs/>
+          <w:color w:val="C2185B"/>
+          <w:sz w:val="24"/>
+          <w:szCs w:val="24"/>
+        </w:rPr>
+        <w:t xml:space="preserve">A Figura 1 mostra um banco vetorial. Qual vocês usam?</w:t>
+      </w:r>
+    </w:p>
+    <w:p>
+      <w:pPr>
+        <w:spacing w:after="120" w:line="300"/>
+        <w:ind w:left="360"/>
+        <w:jc w:val="both"/>
+      </w:pPr>
+      <w:r>
+        <w:rPr>
+          <w:rFonts w:ascii="Calibri" w:cs="Calibri" w:eastAsia="Calibri" w:hAnsi="Calibri"/>
+          <w:b w:val="false"/>
+          <w:bCs w:val="false"/>
+          <w:color w:val="1A1A1A"/>
+          <w:sz w:val="24"/>
+          <w:szCs w:val="24"/>
+        </w:rPr>
+        <w:t xml:space="preserve">Nenhum, ainda. A figura representa o desenho da arquitetura; na implementação atual os vetores ficam em memória e o agrupamento é feito em NumPy, com os segmentos persistidos em JSON. O índice vetorial é o caminho previsto para escalar a busca quando o volume de reuniões crescer, e por isso aparece no desenho.</w:t>
+      </w:r>
+    </w:p>
+    <w:p>
+      <w:pPr>
+        <w:spacing w:after="100" w:before="260"/>
+      </w:pPr>
+      <w:r>
+        <w:rPr>
+          <w:rFonts w:ascii="Calibri" w:cs="Calibri" w:eastAsia="Calibri" w:hAnsi="Calibri"/>
+          <w:b/>
+          <w:bCs/>
+          <w:color w:val="C2185B"/>
+          <w:sz w:val="24"/>
+          <w:szCs w:val="24"/>
+        </w:rPr>
+        <w:t xml:space="preserve">Então o áudio sai ou não sai da máquina?</w:t>
+      </w:r>
+    </w:p>
+    <w:p>
+      <w:pPr>
+        <w:spacing w:after="120" w:line="300"/>
+        <w:ind w:left="360"/>
+        <w:jc w:val="both"/>
+      </w:pPr>
+      <w:r>
+        <w:rPr>
+          <w:rFonts w:ascii="Calibri" w:cs="Calibri" w:eastAsia="Calibri" w:hAnsi="Calibri"/>
+          <w:b w:val="false"/>
+          <w:bCs w:val="false"/>
+          <w:color w:val="1A1A1A"/>
+          <w:sz w:val="24"/>
+          <w:szCs w:val="24"/>
+        </w:rPr>
+        <w:t xml:space="preserve">Depende da configuração, e isso é explícito no projeto. Com o sumarizador local, que é o modo padrão, nada sai da máquina. Se eu trocar por uma API externa, ganho qualidade de resumo e perco essa garantia. O ponto do trabalho é que essa troca seja uma decisão consciente de quem implanta, e não um efeito colateral invisível da ferramenta.</w:t>
       </w:r>
     </w:p>
     <w:p>
